--- a/01-foundations/notes/04_L12-L14_模型评估_训练数据.docx
+++ b/01-foundations/notes/04_L12-L14_模型评估_训练数据.docx
@@ -50,6 +50,7 @@
     </w:p>
     <w:p>
       <w:pPr>
+        <w:pStyle w:val="Heading2"/>
         <w:spacing w:before="200" w:after="80"/>
       </w:pPr>
       <w:r>
@@ -335,6 +336,7 @@
     </w:p>
     <w:p>
       <w:pPr>
+        <w:pStyle w:val="Heading2"/>
         <w:spacing w:before="200" w:after="80"/>
       </w:pPr>
       <w:r>
@@ -350,6 +352,7 @@
     </w:p>
     <w:p>
       <w:pPr>
+        <w:pStyle w:val="Heading3"/>
         <w:spacing w:before="120" w:after="80"/>
       </w:pPr>
       <w:r>
@@ -929,6 +932,7 @@
     </w:p>
     <w:p>
       <w:pPr>
+        <w:pStyle w:val="Heading3"/>
         <w:spacing w:before="120" w:after="80"/>
       </w:pPr>
       <w:r>
@@ -976,6 +980,7 @@
     </w:p>
     <w:p>
       <w:pPr>
+        <w:pStyle w:val="Heading4"/>
         <w:spacing w:before="120" w:after="80"/>
       </w:pPr>
       <w:r>
@@ -983,6 +988,7 @@
           <w:rFonts w:ascii="Times New Roman" w:hAnsi="Times New Roman" w:eastAsia="微软雅黑"/>
           <w:b/>
           <w:i w:val="0"/>
+          <w:color w:val="1F3964"/>
           <w:sz w:val="24"/>
         </w:rPr>
         <w:t>12.1.1 什么是 Perplexity？</w:t>
@@ -1235,6 +1241,7 @@
     </w:p>
     <w:p>
       <w:pPr>
+        <w:pStyle w:val="Heading4"/>
         <w:spacing w:before="120" w:after="80"/>
       </w:pPr>
       <w:r>
@@ -1242,6 +1249,7 @@
           <w:rFonts w:ascii="Times New Roman" w:hAnsi="Times New Roman" w:eastAsia="微软雅黑"/>
           <w:b/>
           <w:i w:val="0"/>
+          <w:color w:val="1F3964"/>
           <w:sz w:val="24"/>
         </w:rPr>
         <w:t>12.1.2 Perplexity 的问题</w:t>
@@ -1621,6 +1629,7 @@
     </w:p>
     <w:p>
       <w:pPr>
+        <w:pStyle w:val="Heading4"/>
         <w:spacing w:before="120" w:after="80"/>
       </w:pPr>
       <w:r>
@@ -1628,6 +1637,7 @@
           <w:rFonts w:ascii="Times New Roman" w:hAnsi="Times New Roman" w:eastAsia="微软雅黑"/>
           <w:b/>
           <w:i w:val="0"/>
+          <w:color w:val="1F3964"/>
           <w:sz w:val="24"/>
         </w:rPr>
         <w:t>12.1.3 伪装成 Perplexity 的基准</w:t>
@@ -1729,6 +1739,7 @@
     </w:p>
     <w:p>
       <w:pPr>
+        <w:pStyle w:val="Heading3"/>
         <w:spacing w:before="120" w:after="80"/>
       </w:pPr>
       <w:r>
@@ -1822,6 +1833,7 @@
     </w:p>
     <w:p>
       <w:pPr>
+        <w:pStyle w:val="Heading4"/>
         <w:spacing w:before="120" w:after="80"/>
       </w:pPr>
       <w:r>
@@ -1829,6 +1841,7 @@
           <w:rFonts w:ascii="Times New Roman" w:hAnsi="Times New Roman" w:eastAsia="微软雅黑"/>
           <w:b/>
           <w:i w:val="0"/>
+          <w:color w:val="1F3964"/>
           <w:sz w:val="24"/>
         </w:rPr>
         <w:t>12.2.1 MMLU：最经典的多学科考试</w:t>
@@ -2041,6 +2054,7 @@
     </w:p>
     <w:p>
       <w:pPr>
+        <w:pStyle w:val="Heading4"/>
         <w:spacing w:before="120" w:after="80"/>
       </w:pPr>
       <w:r>
@@ -2048,6 +2062,7 @@
           <w:rFonts w:ascii="Times New Roman" w:hAnsi="Times New Roman" w:eastAsia="微软雅黑"/>
           <w:b/>
           <w:i w:val="0"/>
+          <w:color w:val="1F3964"/>
           <w:sz w:val="24"/>
         </w:rPr>
         <w:t>12.2.2 MMLU-Pro：更难的版本</w:t>
@@ -2247,6 +2262,7 @@
     </w:p>
     <w:p>
       <w:pPr>
+        <w:pStyle w:val="Heading4"/>
         <w:spacing w:before="120" w:after="80"/>
       </w:pPr>
       <w:r>
@@ -2254,6 +2270,7 @@
           <w:rFonts w:ascii="Times New Roman" w:hAnsi="Times New Roman" w:eastAsia="微软雅黑"/>
           <w:b/>
           <w:i w:val="0"/>
+          <w:color w:val="1F3964"/>
           <w:sz w:val="24"/>
         </w:rPr>
         <w:t>12.2.3 GPQA：博士生级别的难题</w:t>
@@ -2436,6 +2453,7 @@
     </w:p>
     <w:p>
       <w:pPr>
+        <w:pStyle w:val="Heading4"/>
         <w:spacing w:before="120" w:after="80"/>
       </w:pPr>
       <w:r>
@@ -2443,6 +2461,7 @@
           <w:rFonts w:ascii="Times New Roman" w:hAnsi="Times New Roman" w:eastAsia="微软雅黑"/>
           <w:b/>
           <w:i w:val="0"/>
+          <w:color w:val="1F3964"/>
           <w:sz w:val="24"/>
         </w:rPr>
         <w:t>12.2.4 HLE：人类最后的考试</w:t>
@@ -2763,6 +2782,7 @@
     </w:p>
     <w:p>
       <w:pPr>
+        <w:pStyle w:val="Heading3"/>
         <w:spacing w:before="120" w:after="80"/>
       </w:pPr>
       <w:r>
@@ -2792,6 +2812,7 @@
     </w:p>
     <w:p>
       <w:pPr>
+        <w:pStyle w:val="Heading4"/>
         <w:spacing w:before="120" w:after="80"/>
       </w:pPr>
       <w:r>
@@ -2799,6 +2820,7 @@
           <w:rFonts w:ascii="Times New Roman" w:hAnsi="Times New Roman" w:eastAsia="微软雅黑"/>
           <w:b/>
           <w:i w:val="0"/>
+          <w:color w:val="1F3964"/>
           <w:sz w:val="24"/>
         </w:rPr>
         <w:t>12.3.1 聊天基准</w:t>
@@ -3060,6 +3082,7 @@
     </w:p>
     <w:p>
       <w:pPr>
+        <w:pStyle w:val="Heading4"/>
         <w:spacing w:before="120" w:after="80"/>
       </w:pPr>
       <w:r>
@@ -3067,6 +3090,7 @@
           <w:rFonts w:ascii="Times New Roman" w:hAnsi="Times New Roman" w:eastAsia="微软雅黑"/>
           <w:b/>
           <w:i w:val="0"/>
+          <w:color w:val="1F3964"/>
           <w:sz w:val="24"/>
         </w:rPr>
         <w:t>12.3.2 Agent 基准</w:t>
@@ -3197,6 +3221,7 @@
     </w:p>
     <w:p>
       <w:pPr>
+        <w:pStyle w:val="Heading4"/>
         <w:spacing w:before="120" w:after="80"/>
       </w:pPr>
       <w:r>
@@ -3204,6 +3229,7 @@
           <w:rFonts w:ascii="Times New Roman" w:hAnsi="Times New Roman" w:eastAsia="微软雅黑"/>
           <w:b/>
           <w:i w:val="0"/>
+          <w:color w:val="1F3964"/>
           <w:sz w:val="24"/>
         </w:rPr>
         <w:t>12.3.3 纯推理基准</w:t>
@@ -3447,6 +3473,7 @@
     </w:p>
     <w:p>
       <w:pPr>
+        <w:pStyle w:val="Heading4"/>
         <w:spacing w:before="120" w:after="80"/>
       </w:pPr>
       <w:r>
@@ -3454,6 +3481,7 @@
           <w:rFonts w:ascii="Times New Roman" w:hAnsi="Times New Roman" w:eastAsia="微软雅黑"/>
           <w:b/>
           <w:i w:val="0"/>
+          <w:color w:val="1F3964"/>
           <w:sz w:val="24"/>
         </w:rPr>
         <w:t>12.3.4 安全基准</w:t>
@@ -3584,6 +3612,7 @@
     </w:p>
     <w:p>
       <w:pPr>
+        <w:pStyle w:val="Heading3"/>
         <w:spacing w:before="120" w:after="80"/>
       </w:pPr>
       <w:r>
@@ -3613,6 +3642,7 @@
     </w:p>
     <w:p>
       <w:pPr>
+        <w:pStyle w:val="Heading4"/>
         <w:spacing w:before="120" w:after="80"/>
       </w:pPr>
       <w:r>
@@ -3620,6 +3650,7 @@
           <w:rFonts w:ascii="Times New Roman" w:hAnsi="Times New Roman" w:eastAsia="微软雅黑"/>
           <w:b/>
           <w:i w:val="0"/>
+          <w:color w:val="1F3964"/>
           <w:sz w:val="24"/>
         </w:rPr>
         <w:t>12.4.1 现实性（Realism）</w:t>
@@ -3750,6 +3781,7 @@
     </w:p>
     <w:p>
       <w:pPr>
+        <w:pStyle w:val="Heading4"/>
         <w:spacing w:before="120" w:after="80"/>
       </w:pPr>
       <w:r>
@@ -3757,6 +3789,7 @@
           <w:rFonts w:ascii="Times New Roman" w:hAnsi="Times New Roman" w:eastAsia="微软雅黑"/>
           <w:b/>
           <w:i w:val="0"/>
+          <w:color w:val="1F3964"/>
           <w:sz w:val="24"/>
         </w:rPr>
         <w:t>12.4.2 有效性（Validity）</w:t>
@@ -4011,6 +4044,7 @@
     </w:p>
     <w:p>
       <w:pPr>
+        <w:pStyle w:val="Heading4"/>
         <w:spacing w:before="120" w:after="80"/>
       </w:pPr>
       <w:r>
@@ -4018,6 +4052,7 @@
           <w:rFonts w:ascii="Times New Roman" w:hAnsi="Times New Roman" w:eastAsia="微软雅黑"/>
           <w:b/>
           <w:i w:val="0"/>
+          <w:color w:val="1F3964"/>
           <w:sz w:val="24"/>
         </w:rPr>
         <w:t>12.4.3 数据污染</w:t>
@@ -4293,6 +4328,7 @@
     </w:p>
     <w:p>
       <w:pPr>
+        <w:pStyle w:val="Heading4"/>
         <w:spacing w:before="120" w:after="80"/>
       </w:pPr>
       <w:r>
@@ -4300,6 +4336,7 @@
           <w:rFonts w:ascii="Times New Roman" w:hAnsi="Times New Roman" w:eastAsia="微软雅黑"/>
           <w:b/>
           <w:i w:val="0"/>
+          <w:color w:val="1F3964"/>
           <w:sz w:val="24"/>
         </w:rPr>
         <w:t>12.4.4 方法 vs 模型 vs Agent</w:t>
@@ -4457,6 +4494,7 @@
     </w:p>
     <w:p>
       <w:pPr>
+        <w:pStyle w:val="Heading3"/>
         <w:spacing w:before="120" w:after="80"/>
       </w:pPr>
       <w:r>
@@ -4486,6 +4524,7 @@
     </w:p>
     <w:p>
       <w:pPr>
+        <w:pStyle w:val="Heading4"/>
         <w:spacing w:before="120" w:after="80"/>
       </w:pPr>
       <w:r>
@@ -4493,6 +4532,7 @@
           <w:rFonts w:ascii="Times New Roman" w:hAnsi="Times New Roman" w:eastAsia="微软雅黑"/>
           <w:b/>
           <w:i w:val="0"/>
+          <w:color w:val="1F3964"/>
           <w:sz w:val="24"/>
         </w:rPr>
         <w:t>12.5.1 没有唯一的"最好"</w:t>
@@ -4642,6 +4682,7 @@
     </w:p>
     <w:p>
       <w:pPr>
+        <w:pStyle w:val="Heading4"/>
         <w:spacing w:before="120" w:after="80"/>
       </w:pPr>
       <w:r>
@@ -4649,6 +4690,7 @@
           <w:rFonts w:ascii="Times New Roman" w:hAnsi="Times New Roman" w:eastAsia="微软雅黑"/>
           <w:b/>
           <w:i w:val="0"/>
+          <w:color w:val="1F3964"/>
           <w:sz w:val="24"/>
         </w:rPr>
         <w:t>12.5.2 评估是工具，不是真理</w:t>
@@ -4756,6 +4798,7 @@
     </w:p>
     <w:p>
       <w:pPr>
+        <w:pStyle w:val="Heading4"/>
         <w:spacing w:before="120" w:after="80"/>
       </w:pPr>
       <w:r>
@@ -4763,6 +4806,7 @@
           <w:rFonts w:ascii="Times New Roman" w:hAnsi="Times New Roman" w:eastAsia="微软雅黑"/>
           <w:b/>
           <w:i w:val="0"/>
+          <w:color w:val="1F3964"/>
           <w:sz w:val="24"/>
         </w:rPr>
         <w:t>12.5.3 最好的评估：实际用</w:t>
@@ -4934,6 +4978,7 @@
     </w:p>
     <w:p>
       <w:pPr>
+        <w:pStyle w:val="Heading3"/>
         <w:spacing w:before="120" w:after="80"/>
       </w:pPr>
       <w:r>
@@ -5527,6 +5572,7 @@
     </w:p>
     <w:p>
       <w:pPr>
+        <w:pStyle w:val="Heading3"/>
         <w:spacing w:before="120" w:after="80"/>
       </w:pPr>
       <w:r>
@@ -5969,6 +6015,7 @@
     </w:p>
     <w:p>
       <w:pPr>
+        <w:pStyle w:val="Heading3"/>
         <w:spacing w:before="120" w:after="80"/>
       </w:pPr>
       <w:r>
@@ -6266,6 +6313,7 @@
     </w:p>
     <w:p>
       <w:pPr>
+        <w:pStyle w:val="Heading2"/>
         <w:spacing w:before="200" w:after="80"/>
       </w:pPr>
       <w:r>
@@ -6281,6 +6329,7 @@
     </w:p>
     <w:p>
       <w:pPr>
+        <w:pStyle w:val="Heading3"/>
         <w:spacing w:before="120" w:after="80"/>
       </w:pPr>
       <w:r>
@@ -6717,6 +6766,7 @@
     </w:p>
     <w:p>
       <w:pPr>
+        <w:pStyle w:val="Heading3"/>
         <w:spacing w:before="120" w:after="80"/>
       </w:pPr>
       <w:r>
@@ -7289,6 +7339,7 @@
     </w:p>
     <w:p>
       <w:pPr>
+        <w:pStyle w:val="Heading3"/>
         <w:spacing w:before="120" w:after="80"/>
       </w:pPr>
       <w:r>
@@ -7346,6 +7397,7 @@
     </w:p>
     <w:p>
       <w:pPr>
+        <w:pStyle w:val="Heading4"/>
         <w:spacing w:before="120" w:after="80"/>
       </w:pPr>
       <w:r>
@@ -7353,6 +7405,7 @@
           <w:rFonts w:ascii="Times New Roman" w:hAnsi="Times New Roman" w:eastAsia="微软雅黑"/>
           <w:b/>
           <w:i w:val="0"/>
+          <w:color w:val="1F3964"/>
           <w:sz w:val="24"/>
         </w:rPr>
         <w:t>13.2.1 Common Crawl：最大的数据源</w:t>
@@ -7713,6 +7766,7 @@
     </w:p>
     <w:p>
       <w:pPr>
+        <w:pStyle w:val="Heading4"/>
         <w:spacing w:before="120" w:after="80"/>
       </w:pPr>
       <w:r>
@@ -7720,6 +7774,7 @@
           <w:rFonts w:ascii="Times New Roman" w:hAnsi="Times New Roman" w:eastAsia="微软雅黑"/>
           <w:b/>
           <w:i w:val="0"/>
+          <w:color w:val="1F3964"/>
           <w:sz w:val="24"/>
         </w:rPr>
         <w:t>13.2.2 Wikipedia：高质量的百科</w:t>
@@ -7850,6 +7905,7 @@
     </w:p>
     <w:p>
       <w:pPr>
+        <w:pStyle w:val="Heading4"/>
         <w:spacing w:before="120" w:after="80"/>
       </w:pPr>
       <w:r>
@@ -7857,6 +7913,7 @@
           <w:rFonts w:ascii="Times New Roman" w:hAnsi="Times New Roman" w:eastAsia="微软雅黑"/>
           <w:b/>
           <w:i w:val="0"/>
+          <w:color w:val="1F3964"/>
           <w:sz w:val="24"/>
         </w:rPr>
         <w:t>13.2.3 GitHub：代码数据</w:t>
@@ -8001,6 +8058,7 @@
     </w:p>
     <w:p>
       <w:pPr>
+        <w:pStyle w:val="Heading4"/>
         <w:spacing w:before="120" w:after="80"/>
       </w:pPr>
       <w:r>
@@ -8008,6 +8066,7 @@
           <w:rFonts w:ascii="Times New Roman" w:hAnsi="Times New Roman" w:eastAsia="微软雅黑"/>
           <w:b/>
           <w:i w:val="0"/>
+          <w:color w:val="1F3964"/>
           <w:sz w:val="24"/>
         </w:rPr>
         <w:t>13.2.4 ArXiv：学术论文</w:t>
@@ -8138,6 +8197,7 @@
     </w:p>
     <w:p>
       <w:pPr>
+        <w:pStyle w:val="Heading4"/>
         <w:spacing w:before="120" w:after="80"/>
       </w:pPr>
       <w:r>
@@ -8145,6 +8205,7 @@
           <w:rFonts w:ascii="Times New Roman" w:hAnsi="Times New Roman" w:eastAsia="微软雅黑"/>
           <w:b/>
           <w:i w:val="0"/>
+          <w:color w:val="1F3964"/>
           <w:sz w:val="24"/>
         </w:rPr>
         <w:t>13.2.5 其他来源</w:t>
@@ -8336,6 +8397,7 @@
     </w:p>
     <w:p>
       <w:pPr>
+        <w:pStyle w:val="Heading3"/>
         <w:spacing w:before="120" w:after="80"/>
       </w:pPr>
       <w:r>
@@ -8410,6 +8472,7 @@
     </w:p>
     <w:p>
       <w:pPr>
+        <w:pStyle w:val="Heading4"/>
         <w:spacing w:before="120" w:after="80"/>
       </w:pPr>
       <w:r>
@@ -8417,6 +8480,7 @@
           <w:rFonts w:ascii="Times New Roman" w:hAnsi="Times New Roman" w:eastAsia="微软雅黑"/>
           <w:b/>
           <w:i w:val="0"/>
+          <w:color w:val="1F3964"/>
           <w:sz w:val="24"/>
         </w:rPr>
         <w:t>13.3.1 转换（Transformation）</w:t>
@@ -8888,6 +8952,7 @@
     </w:p>
     <w:p>
       <w:pPr>
+        <w:pStyle w:val="Heading4"/>
         <w:spacing w:before="120" w:after="80"/>
       </w:pPr>
       <w:r>
@@ -8895,6 +8960,7 @@
           <w:rFonts w:ascii="Times New Roman" w:hAnsi="Times New Roman" w:eastAsia="微软雅黑"/>
           <w:b/>
           <w:i w:val="0"/>
+          <w:color w:val="1F3964"/>
           <w:sz w:val="24"/>
         </w:rPr>
         <w:t>13.3.2 过滤（Filtering）</w:t>
@@ -9518,6 +9584,7 @@
     </w:p>
     <w:p>
       <w:pPr>
+        <w:pStyle w:val="Heading4"/>
         <w:spacing w:before="120" w:after="80"/>
       </w:pPr>
       <w:r>
@@ -9525,6 +9592,7 @@
           <w:rFonts w:ascii="Times New Roman" w:hAnsi="Times New Roman" w:eastAsia="微软雅黑"/>
           <w:b/>
           <w:i w:val="0"/>
+          <w:color w:val="1F3964"/>
           <w:sz w:val="24"/>
         </w:rPr>
         <w:t>13.3.3 去重（Deduplication）</w:t>
@@ -9950,6 +10018,7 @@
     </w:p>
     <w:p>
       <w:pPr>
+        <w:pStyle w:val="Heading4"/>
         <w:spacing w:before="120" w:after="80"/>
       </w:pPr>
       <w:r>
@@ -9957,6 +10026,7 @@
           <w:rFonts w:ascii="Times New Roman" w:hAnsi="Times New Roman" w:eastAsia="微软雅黑"/>
           <w:b/>
           <w:i w:val="0"/>
+          <w:color w:val="1F3964"/>
           <w:sz w:val="24"/>
         </w:rPr>
         <w:t>13.3.4 混合（Mixing）</w:t>
@@ -10220,6 +10290,7 @@
     </w:p>
     <w:p>
       <w:pPr>
+        <w:pStyle w:val="Heading3"/>
         <w:spacing w:before="120" w:after="80"/>
       </w:pPr>
       <w:r>
@@ -10249,6 +10320,7 @@
     </w:p>
     <w:p>
       <w:pPr>
+        <w:pStyle w:val="Heading4"/>
         <w:spacing w:before="120" w:after="80"/>
       </w:pPr>
       <w:r>
@@ -10256,6 +10328,7 @@
           <w:rFonts w:ascii="Times New Roman" w:hAnsi="Times New Roman" w:eastAsia="微软雅黑"/>
           <w:b/>
           <w:i w:val="0"/>
+          <w:color w:val="1F3964"/>
           <w:sz w:val="24"/>
         </w:rPr>
         <w:t>13.4.1 早期：BERT、GPT-2 时代</w:t>
@@ -10453,6 +10526,7 @@
     </w:p>
     <w:p>
       <w:pPr>
+        <w:pStyle w:val="Heading4"/>
         <w:spacing w:before="120" w:after="80"/>
       </w:pPr>
       <w:r>
@@ -10460,6 +10534,7 @@
           <w:rFonts w:ascii="Times New Roman" w:hAnsi="Times New Roman" w:eastAsia="微软雅黑"/>
           <w:b/>
           <w:i w:val="0"/>
+          <w:color w:val="1F3964"/>
           <w:sz w:val="24"/>
         </w:rPr>
         <w:t>13.4.2 中期：GPT-3、The Pile 时代</w:t>
@@ -10671,6 +10746,7 @@
     </w:p>
     <w:p>
       <w:pPr>
+        <w:pStyle w:val="Heading4"/>
         <w:spacing w:before="120" w:after="80"/>
       </w:pPr>
       <w:r>
@@ -10678,6 +10754,7 @@
           <w:rFonts w:ascii="Times New Roman" w:hAnsi="Times New Roman" w:eastAsia="微软雅黑"/>
           <w:b/>
           <w:i w:val="0"/>
+          <w:color w:val="1F3964"/>
           <w:sz w:val="24"/>
         </w:rPr>
         <w:t>13.4.3 近期：LLaMA、Dolma、DCLM 时代</w:t>
@@ -11170,6 +11247,7 @@
     </w:p>
     <w:p>
       <w:pPr>
+        <w:pStyle w:val="Heading3"/>
         <w:spacing w:before="120" w:after="80"/>
       </w:pPr>
       <w:r>
@@ -11199,6 +11277,7 @@
     </w:p>
     <w:p>
       <w:pPr>
+        <w:pStyle w:val="Heading4"/>
         <w:spacing w:before="120" w:after="80"/>
       </w:pPr>
       <w:r>
@@ -11206,6 +11285,7 @@
           <w:rFonts w:ascii="Times New Roman" w:hAnsi="Times New Roman" w:eastAsia="微软雅黑"/>
           <w:b/>
           <w:i w:val="0"/>
+          <w:color w:val="1F3964"/>
           <w:sz w:val="24"/>
         </w:rPr>
         <w:t>13.5.1 版权问题</w:t>
@@ -11484,6 +11564,7 @@
     </w:p>
     <w:p>
       <w:pPr>
+        <w:pStyle w:val="Heading4"/>
         <w:spacing w:before="120" w:after="80"/>
       </w:pPr>
       <w:r>
@@ -11491,6 +11572,7 @@
           <w:rFonts w:ascii="Times New Roman" w:hAnsi="Times New Roman" w:eastAsia="微软雅黑"/>
           <w:b/>
           <w:i w:val="0"/>
+          <w:color w:val="1F3964"/>
           <w:sz w:val="24"/>
         </w:rPr>
         <w:t>13.5.2 隐私问题</w:t>
@@ -11668,6 +11750,7 @@
     </w:p>
     <w:p>
       <w:pPr>
+        <w:pStyle w:val="Heading4"/>
         <w:spacing w:before="120" w:after="80"/>
       </w:pPr>
       <w:r>
@@ -11675,6 +11758,7 @@
           <w:rFonts w:ascii="Times New Roman" w:hAnsi="Times New Roman" w:eastAsia="微软雅黑"/>
           <w:b/>
           <w:i w:val="0"/>
+          <w:color w:val="1F3964"/>
           <w:sz w:val="24"/>
         </w:rPr>
         <w:t>13.5.3 偏见问题</w:t>
@@ -11958,6 +12042,7 @@
     </w:p>
     <w:p>
       <w:pPr>
+        <w:pStyle w:val="Heading3"/>
         <w:spacing w:before="120" w:after="80"/>
       </w:pPr>
       <w:r>
@@ -12513,6 +12598,7 @@
     </w:p>
     <w:p>
       <w:pPr>
+        <w:pStyle w:val="Heading3"/>
         <w:spacing w:before="120" w:after="80"/>
       </w:pPr>
       <w:r>
@@ -12958,6 +13044,7 @@
     </w:p>
     <w:p>
       <w:pPr>
+        <w:pStyle w:val="Heading3"/>
         <w:spacing w:before="120" w:after="80"/>
       </w:pPr>
       <w:r>
@@ -13279,6 +13366,7 @@
     </w:p>
     <w:p>
       <w:pPr>
+        <w:pStyle w:val="Heading2"/>
         <w:spacing w:before="200" w:after="80"/>
       </w:pPr>
       <w:r>
@@ -13294,6 +13382,7 @@
     </w:p>
     <w:p>
       <w:pPr>
+        <w:pStyle w:val="Heading3"/>
         <w:spacing w:before="120" w:after="80"/>
       </w:pPr>
       <w:r>
@@ -13487,6 +13576,7 @@
     </w:p>
     <w:p>
       <w:pPr>
+        <w:pStyle w:val="Heading3"/>
         <w:spacing w:before="120" w:after="80"/>
       </w:pPr>
       <w:r>
@@ -13553,6 +13643,7 @@
     </w:p>
     <w:p>
       <w:pPr>
+        <w:pStyle w:val="Heading4"/>
         <w:spacing w:before="120" w:after="80"/>
       </w:pPr>
       <w:r>
@@ -13560,6 +13651,7 @@
           <w:rFonts w:ascii="Times New Roman" w:hAnsi="Times New Roman" w:eastAsia="微软雅黑"/>
           <w:b/>
           <w:i w:val="0"/>
+          <w:color w:val="1F3964"/>
           <w:sz w:val="24"/>
         </w:rPr>
         <w:t>14.1.1 过滤的一般框架</w:t>
@@ -14026,6 +14118,7 @@
     </w:p>
     <w:p>
       <w:pPr>
+        <w:pStyle w:val="Heading4"/>
         <w:spacing w:before="120" w:after="80"/>
       </w:pPr>
       <w:r>
@@ -14033,6 +14126,7 @@
           <w:rFonts w:ascii="Times New Roman" w:hAnsi="Times New Roman" w:eastAsia="微软雅黑"/>
           <w:b/>
           <w:i w:val="0"/>
+          <w:color w:val="1F3964"/>
           <w:sz w:val="24"/>
         </w:rPr>
         <w:t>14.1.2 语言识别：找对语言</w:t>
@@ -14254,6 +14348,7 @@
     </w:p>
     <w:p>
       <w:pPr>
+        <w:pStyle w:val="Heading4"/>
         <w:spacing w:before="120" w:after="80"/>
       </w:pPr>
       <w:r>
@@ -14261,6 +14356,7 @@
           <w:rFonts w:ascii="Times New Roman" w:hAnsi="Times New Roman" w:eastAsia="微软雅黑"/>
           <w:b/>
           <w:i w:val="0"/>
+          <w:color w:val="1F3964"/>
           <w:sz w:val="24"/>
         </w:rPr>
         <w:t>14.1.3 质量过滤：找高质量文本</w:t>
@@ -14931,6 +15027,7 @@
     </w:p>
     <w:p>
       <w:pPr>
+        <w:pStyle w:val="Heading4"/>
         <w:spacing w:before="120" w:after="80"/>
       </w:pPr>
       <w:r>
@@ -14938,6 +15035,7 @@
           <w:rFonts w:ascii="Times New Roman" w:hAnsi="Times New Roman" w:eastAsia="微软雅黑"/>
           <w:b/>
           <w:i w:val="0"/>
+          <w:color w:val="1F3964"/>
           <w:sz w:val="24"/>
         </w:rPr>
         <w:t>14.1.4 毒性过滤：去掉坏内容</w:t>
@@ -15317,6 +15415,7 @@
     </w:p>
     <w:p>
       <w:pPr>
+        <w:pStyle w:val="Heading3"/>
         <w:spacing w:before="120" w:after="80"/>
       </w:pPr>
       <w:r>
@@ -15516,6 +15615,7 @@
     </w:p>
     <w:p>
       <w:pPr>
+        <w:pStyle w:val="Heading4"/>
         <w:spacing w:before="120" w:after="80"/>
       </w:pPr>
       <w:r>
@@ -15523,6 +15623,7 @@
           <w:rFonts w:ascii="Times New Roman" w:hAnsi="Times New Roman" w:eastAsia="微软雅黑"/>
           <w:b/>
           <w:i w:val="0"/>
+          <w:color w:val="1F3964"/>
           <w:sz w:val="24"/>
         </w:rPr>
         <w:t>14.2.1 MinHash：给文档算"指纹"</w:t>
@@ -15947,6 +16048,7 @@
     </w:p>
     <w:p>
       <w:pPr>
+        <w:pStyle w:val="Heading4"/>
         <w:spacing w:before="120" w:after="80"/>
       </w:pPr>
       <w:r>
@@ -15954,6 +16056,7 @@
           <w:rFonts w:ascii="Times New Roman" w:hAnsi="Times New Roman" w:eastAsia="微软雅黑"/>
           <w:b/>
           <w:i w:val="0"/>
+          <w:color w:val="1F3964"/>
           <w:sz w:val="24"/>
         </w:rPr>
         <w:t>14.2.2 LSH：快速找相似的文档</w:t>
@@ -16233,6 +16336,7 @@
     </w:p>
     <w:p>
       <w:pPr>
+        <w:pStyle w:val="Heading4"/>
         <w:spacing w:before="120" w:after="80"/>
       </w:pPr>
       <w:r>
@@ -16240,6 +16344,7 @@
           <w:rFonts w:ascii="Times New Roman" w:hAnsi="Times New Roman" w:eastAsia="微软雅黑"/>
           <w:b/>
           <w:i w:val="0"/>
+          <w:color w:val="1F3964"/>
           <w:sz w:val="24"/>
         </w:rPr>
         <w:t>14.2.3 去重的粒度</w:t>
@@ -16487,6 +16592,7 @@
     </w:p>
     <w:p>
       <w:pPr>
+        <w:pStyle w:val="Heading3"/>
         <w:spacing w:before="120" w:after="80"/>
       </w:pPr>
       <w:r>
@@ -16658,6 +16764,7 @@
     </w:p>
     <w:p>
       <w:pPr>
+        <w:pStyle w:val="Heading4"/>
         <w:spacing w:before="120" w:after="80"/>
       </w:pPr>
       <w:r>
@@ -16665,6 +16772,7 @@
           <w:rFonts w:ascii="Times New Roman" w:hAnsi="Times New Roman" w:eastAsia="微软雅黑"/>
           <w:b/>
           <w:i w:val="0"/>
+          <w:color w:val="1F3964"/>
           <w:sz w:val="24"/>
         </w:rPr>
         <w:t>14.3.1 混合比例怎么定？</w:t>
@@ -17143,6 +17251,7 @@
     </w:p>
     <w:p>
       <w:pPr>
+        <w:pStyle w:val="Heading4"/>
         <w:spacing w:before="120" w:after="80"/>
       </w:pPr>
       <w:r>
@@ -17150,6 +17259,7 @@
           <w:rFonts w:ascii="Times New Roman" w:hAnsi="Times New Roman" w:eastAsia="微软雅黑"/>
           <w:b/>
           <w:i w:val="0"/>
+          <w:color w:val="1F3964"/>
           <w:sz w:val="24"/>
         </w:rPr>
         <w:t>14.3.2 课程学习：数据的顺序</w:t>
@@ -17425,6 +17535,7 @@
     </w:p>
     <w:p>
       <w:pPr>
+        <w:pStyle w:val="Heading3"/>
         <w:spacing w:before="120" w:after="80"/>
       </w:pPr>
       <w:r>
@@ -17500,6 +17611,7 @@
     </w:p>
     <w:p>
       <w:pPr>
+        <w:pStyle w:val="Heading4"/>
         <w:spacing w:before="120" w:after="80"/>
       </w:pPr>
       <w:r>
@@ -17507,6 +17619,7 @@
           <w:rFonts w:ascii="Times New Roman" w:hAnsi="Times New Roman" w:eastAsia="微软雅黑"/>
           <w:b/>
           <w:i w:val="0"/>
+          <w:color w:val="1F3964"/>
           <w:sz w:val="24"/>
         </w:rPr>
         <w:t>14.4.1 后训练数据从哪来？</w:t>
@@ -17800,6 +17913,7 @@
     </w:p>
     <w:p>
       <w:pPr>
+        <w:pStyle w:val="Heading4"/>
         <w:spacing w:before="120" w:after="80"/>
       </w:pPr>
       <w:r>
@@ -17807,6 +17921,7 @@
           <w:rFonts w:ascii="Times New Roman" w:hAnsi="Times New Roman" w:eastAsia="微软雅黑"/>
           <w:b/>
           <w:i w:val="0"/>
+          <w:color w:val="1F3964"/>
           <w:sz w:val="24"/>
         </w:rPr>
         <w:t>14.4.2 合成数据有用吗？</w:t>
@@ -18144,6 +18259,7 @@
     </w:p>
     <w:p>
       <w:pPr>
+        <w:pStyle w:val="Heading4"/>
         <w:spacing w:before="120" w:after="80"/>
       </w:pPr>
       <w:r>
@@ -18151,6 +18267,7 @@
           <w:rFonts w:ascii="Times New Roman" w:hAnsi="Times New Roman" w:eastAsia="微软雅黑"/>
           <w:b/>
           <w:i w:val="0"/>
+          <w:color w:val="1F3964"/>
           <w:sz w:val="24"/>
         </w:rPr>
         <w:t>14.4.3 合成数据的技巧</w:t>
@@ -18434,6 +18551,7 @@
     </w:p>
     <w:p>
       <w:pPr>
+        <w:pStyle w:val="Heading3"/>
         <w:spacing w:before="120" w:after="80"/>
       </w:pPr>
       <w:r>
@@ -18463,6 +18581,7 @@
     </w:p>
     <w:p>
       <w:pPr>
+        <w:pStyle w:val="Heading4"/>
         <w:spacing w:before="120" w:after="80"/>
       </w:pPr>
       <w:r>
@@ -18470,6 +18589,7 @@
           <w:rFonts w:ascii="Times New Roman" w:hAnsi="Times New Roman" w:eastAsia="微软雅黑"/>
           <w:b/>
           <w:i w:val="0"/>
+          <w:color w:val="1F3964"/>
           <w:sz w:val="24"/>
         </w:rPr>
         <w:t>14.5.1 数据 &gt; 架构 &gt; 算力</w:t>
@@ -18609,6 +18729,7 @@
     </w:p>
     <w:p>
       <w:pPr>
+        <w:pStyle w:val="Heading4"/>
         <w:spacing w:before="120" w:after="80"/>
       </w:pPr>
       <w:r>
@@ -18616,6 +18737,7 @@
           <w:rFonts w:ascii="Times New Roman" w:hAnsi="Times New Roman" w:eastAsia="微软雅黑"/>
           <w:b/>
           <w:i w:val="0"/>
+          <w:color w:val="1F3964"/>
           <w:sz w:val="24"/>
         </w:rPr>
         <w:t>14.5.2 质量 &gt; 数量</w:t>
@@ -18722,6 +18844,7 @@
     </w:p>
     <w:p>
       <w:pPr>
+        <w:pStyle w:val="Heading4"/>
         <w:spacing w:before="120" w:after="80"/>
       </w:pPr>
       <w:r>
@@ -18729,6 +18852,7 @@
           <w:rFonts w:ascii="Times New Roman" w:hAnsi="Times New Roman" w:eastAsia="微软雅黑"/>
           <w:b/>
           <w:i w:val="0"/>
+          <w:color w:val="1F3964"/>
           <w:sz w:val="24"/>
         </w:rPr>
         <w:t>14.5.3 数据是迭代的</w:t>
@@ -18836,6 +18960,7 @@
     </w:p>
     <w:p>
       <w:pPr>
+        <w:pStyle w:val="Heading4"/>
         <w:spacing w:before="120" w:after="80"/>
       </w:pPr>
       <w:r>
@@ -18843,6 +18968,7 @@
           <w:rFonts w:ascii="Times New Roman" w:hAnsi="Times New Roman" w:eastAsia="微软雅黑"/>
           <w:b/>
           <w:i w:val="0"/>
+          <w:color w:val="1F3964"/>
           <w:sz w:val="24"/>
         </w:rPr>
         <w:t>14.5.4 多看数据</w:t>
@@ -19118,6 +19244,7 @@
     </w:p>
     <w:p>
       <w:pPr>
+        <w:pStyle w:val="Heading3"/>
         <w:spacing w:before="120" w:after="80"/>
       </w:pPr>
       <w:r>
@@ -19577,6 +19704,7 @@
     </w:p>
     <w:p>
       <w:pPr>
+        <w:pStyle w:val="Heading3"/>
         <w:spacing w:before="120" w:after="80"/>
       </w:pPr>
       <w:r>
@@ -20134,6 +20262,7 @@
     </w:p>
     <w:p>
       <w:pPr>
+        <w:pStyle w:val="Heading3"/>
         <w:spacing w:before="120" w:after="80"/>
       </w:pPr>
       <w:r>
@@ -20455,6 +20584,7 @@
     </w:p>
     <w:p>
       <w:pPr>
+        <w:pStyle w:val="Heading2"/>
         <w:spacing w:before="200" w:after="80"/>
       </w:pPr>
       <w:r>
@@ -21510,7 +21640,7 @@
       <w:outlineLvl w:val="0"/>
     </w:pPr>
     <w:rPr>
-      <w:rFonts w:asciiTheme="majorHAnsi" w:eastAsiaTheme="majorEastAsia" w:hAnsiTheme="majorHAnsi" w:cstheme="majorBidi"/>
+      <w:rFonts w:asciiTheme="majorHAnsi" w:eastAsiaTheme="majorEastAsia" w:hAnsiTheme="majorHAnsi" w:cstheme="majorBidi" w:eastAsia="微软雅黑"/>
       <w:b/>
       <w:bCs/>
       <w:color w:val="365F91" w:themeColor="accent1" w:themeShade="BF"/>
@@ -21534,7 +21664,7 @@
       <w:outlineLvl w:val="1"/>
     </w:pPr>
     <w:rPr>
-      <w:rFonts w:asciiTheme="majorHAnsi" w:eastAsiaTheme="majorEastAsia" w:hAnsiTheme="majorHAnsi" w:cstheme="majorBidi"/>
+      <w:rFonts w:asciiTheme="majorHAnsi" w:eastAsiaTheme="majorEastAsia" w:hAnsiTheme="majorHAnsi" w:cstheme="majorBidi" w:eastAsia="微软雅黑"/>
       <w:b/>
       <w:bCs/>
       <w:color w:val="4F81BD" w:themeColor="accent1"/>
@@ -21558,7 +21688,7 @@
       <w:outlineLvl w:val="2"/>
     </w:pPr>
     <w:rPr>
-      <w:rFonts w:asciiTheme="majorHAnsi" w:eastAsiaTheme="majorEastAsia" w:hAnsiTheme="majorHAnsi" w:cstheme="majorBidi"/>
+      <w:rFonts w:asciiTheme="majorHAnsi" w:eastAsiaTheme="majorEastAsia" w:hAnsiTheme="majorHAnsi" w:cstheme="majorBidi" w:eastAsia="微软雅黑"/>
       <w:b/>
       <w:bCs/>
       <w:color w:val="4F81BD" w:themeColor="accent1"/>
@@ -21581,7 +21711,7 @@
       <w:outlineLvl w:val="3"/>
     </w:pPr>
     <w:rPr>
-      <w:rFonts w:asciiTheme="majorHAnsi" w:eastAsiaTheme="majorEastAsia" w:hAnsiTheme="majorHAnsi" w:cstheme="majorBidi"/>
+      <w:rFonts w:asciiTheme="majorHAnsi" w:eastAsiaTheme="majorEastAsia" w:hAnsiTheme="majorHAnsi" w:cstheme="majorBidi" w:eastAsia="微软雅黑"/>
       <w:b/>
       <w:bCs/>
       <w:i/>
@@ -21606,7 +21736,7 @@
       <w:outlineLvl w:val="4"/>
     </w:pPr>
     <w:rPr>
-      <w:rFonts w:asciiTheme="majorHAnsi" w:eastAsiaTheme="majorEastAsia" w:hAnsiTheme="majorHAnsi" w:cstheme="majorBidi"/>
+      <w:rFonts w:asciiTheme="majorHAnsi" w:eastAsiaTheme="majorEastAsia" w:hAnsiTheme="majorHAnsi" w:cstheme="majorBidi" w:eastAsia="微软雅黑"/>
       <w:color w:val="243F60" w:themeColor="accent1" w:themeShade="7F"/>
     </w:rPr>
   </w:style>
@@ -21627,7 +21757,7 @@
       <w:outlineLvl w:val="5"/>
     </w:pPr>
     <w:rPr>
-      <w:rFonts w:asciiTheme="majorHAnsi" w:eastAsiaTheme="majorEastAsia" w:hAnsiTheme="majorHAnsi" w:cstheme="majorBidi"/>
+      <w:rFonts w:asciiTheme="majorHAnsi" w:eastAsiaTheme="majorEastAsia" w:hAnsiTheme="majorHAnsi" w:cstheme="majorBidi" w:eastAsia="微软雅黑"/>
       <w:i/>
       <w:iCs/>
       <w:color w:val="243F60" w:themeColor="accent1" w:themeShade="7F"/>

--- a/01-foundations/notes/04_L12-L14_模型评估_训练数据.docx
+++ b/01-foundations/notes/04_L12-L14_模型评估_训练数据.docx
@@ -58,7 +58,7 @@
           <w:rFonts w:ascii="Times New Roman" w:hAnsi="Times New Roman" w:eastAsia="微软雅黑"/>
           <w:b/>
           <w:i w:val="0"/>
-          <w:color w:val="1F3964"/>
+          <w:color w:val="4E7EBA"/>
           <w:sz w:val="32"/>
         </w:rPr>
         <w:t>写在前面：这三讲学什么？</w:t>
@@ -344,7 +344,7 @@
           <w:rFonts w:ascii="Times New Roman" w:hAnsi="Times New Roman" w:eastAsia="微软雅黑"/>
           <w:b/>
           <w:i w:val="0"/>
-          <w:color w:val="1F3964"/>
+          <w:color w:val="4E7EBA"/>
           <w:sz w:val="32"/>
         </w:rPr>
         <w:t>第十二讲：评估 — 怎么判断模型好不好？</w:t>
@@ -360,7 +360,7 @@
           <w:rFonts w:ascii="Times New Roman" w:hAnsi="Times New Roman" w:eastAsia="微软雅黑"/>
           <w:b/>
           <w:i w:val="0"/>
-          <w:color w:val="1F3964"/>
+          <w:color w:val="4E7EBA"/>
           <w:sz w:val="27"/>
         </w:rPr>
         <w:t>12.0 前置知识：为什么评估很难？</w:t>
@@ -940,7 +940,7 @@
           <w:rFonts w:ascii="Times New Roman" w:hAnsi="Times New Roman" w:eastAsia="微软雅黑"/>
           <w:b/>
           <w:i w:val="0"/>
-          <w:color w:val="1F3964"/>
+          <w:color w:val="4E7EBA"/>
           <w:sz w:val="27"/>
         </w:rPr>
         <w:t>12.1 Perplexity：最古老的评估指标</w:t>
@@ -988,7 +988,7 @@
           <w:rFonts w:ascii="Times New Roman" w:hAnsi="Times New Roman" w:eastAsia="微软雅黑"/>
           <w:b/>
           <w:i w:val="0"/>
-          <w:color w:val="1F3964"/>
+          <w:color w:val="4E7EBA"/>
           <w:sz w:val="24"/>
         </w:rPr>
         <w:t>12.1.1 什么是 Perplexity？</w:t>
@@ -1249,7 +1249,7 @@
           <w:rFonts w:ascii="Times New Roman" w:hAnsi="Times New Roman" w:eastAsia="微软雅黑"/>
           <w:b/>
           <w:i w:val="0"/>
-          <w:color w:val="1F3964"/>
+          <w:color w:val="4E7EBA"/>
           <w:sz w:val="24"/>
         </w:rPr>
         <w:t>12.1.2 Perplexity 的问题</w:t>
@@ -1637,7 +1637,7 @@
           <w:rFonts w:ascii="Times New Roman" w:hAnsi="Times New Roman" w:eastAsia="微软雅黑"/>
           <w:b/>
           <w:i w:val="0"/>
-          <w:color w:val="1F3964"/>
+          <w:color w:val="4E7EBA"/>
           <w:sz w:val="24"/>
         </w:rPr>
         <w:t>12.1.3 伪装成 Perplexity 的基准</w:t>
@@ -1747,7 +1747,7 @@
           <w:rFonts w:ascii="Times New Roman" w:hAnsi="Times New Roman" w:eastAsia="微软雅黑"/>
           <w:b/>
           <w:i w:val="0"/>
-          <w:color w:val="1F3964"/>
+          <w:color w:val="4E7EBA"/>
           <w:sz w:val="27"/>
         </w:rPr>
         <w:t>12.2 考试基准：用题目考模型</w:t>
@@ -1841,7 +1841,7 @@
           <w:rFonts w:ascii="Times New Roman" w:hAnsi="Times New Roman" w:eastAsia="微软雅黑"/>
           <w:b/>
           <w:i w:val="0"/>
-          <w:color w:val="1F3964"/>
+          <w:color w:val="4E7EBA"/>
           <w:sz w:val="24"/>
         </w:rPr>
         <w:t>12.2.1 MMLU：最经典的多学科考试</w:t>
@@ -2062,7 +2062,7 @@
           <w:rFonts w:ascii="Times New Roman" w:hAnsi="Times New Roman" w:eastAsia="微软雅黑"/>
           <w:b/>
           <w:i w:val="0"/>
-          <w:color w:val="1F3964"/>
+          <w:color w:val="4E7EBA"/>
           <w:sz w:val="24"/>
         </w:rPr>
         <w:t>12.2.2 MMLU-Pro：更难的版本</w:t>
@@ -2270,7 +2270,7 @@
           <w:rFonts w:ascii="Times New Roman" w:hAnsi="Times New Roman" w:eastAsia="微软雅黑"/>
           <w:b/>
           <w:i w:val="0"/>
-          <w:color w:val="1F3964"/>
+          <w:color w:val="4E7EBA"/>
           <w:sz w:val="24"/>
         </w:rPr>
         <w:t>12.2.3 GPQA：博士生级别的难题</w:t>
@@ -2461,7 +2461,7 @@
           <w:rFonts w:ascii="Times New Roman" w:hAnsi="Times New Roman" w:eastAsia="微软雅黑"/>
           <w:b/>
           <w:i w:val="0"/>
-          <w:color w:val="1F3964"/>
+          <w:color w:val="4E7EBA"/>
           <w:sz w:val="24"/>
         </w:rPr>
         <w:t>12.2.4 HLE：人类最后的考试</w:t>
@@ -2790,7 +2790,7 @@
           <w:rFonts w:ascii="Times New Roman" w:hAnsi="Times New Roman" w:eastAsia="微软雅黑"/>
           <w:b/>
           <w:i w:val="0"/>
-          <w:color w:val="1F3964"/>
+          <w:color w:val="4E7EBA"/>
           <w:sz w:val="27"/>
         </w:rPr>
         <w:t>12.3 其他类型的基准</w:t>
@@ -2820,7 +2820,7 @@
           <w:rFonts w:ascii="Times New Roman" w:hAnsi="Times New Roman" w:eastAsia="微软雅黑"/>
           <w:b/>
           <w:i w:val="0"/>
-          <w:color w:val="1F3964"/>
+          <w:color w:val="4E7EBA"/>
           <w:sz w:val="24"/>
         </w:rPr>
         <w:t>12.3.1 聊天基准</w:t>
@@ -3090,7 +3090,7 @@
           <w:rFonts w:ascii="Times New Roman" w:hAnsi="Times New Roman" w:eastAsia="微软雅黑"/>
           <w:b/>
           <w:i w:val="0"/>
-          <w:color w:val="1F3964"/>
+          <w:color w:val="4E7EBA"/>
           <w:sz w:val="24"/>
         </w:rPr>
         <w:t>12.3.2 Agent 基准</w:t>
@@ -3229,7 +3229,7 @@
           <w:rFonts w:ascii="Times New Roman" w:hAnsi="Times New Roman" w:eastAsia="微软雅黑"/>
           <w:b/>
           <w:i w:val="0"/>
-          <w:color w:val="1F3964"/>
+          <w:color w:val="4E7EBA"/>
           <w:sz w:val="24"/>
         </w:rPr>
         <w:t>12.3.3 纯推理基准</w:t>
@@ -3481,7 +3481,7 @@
           <w:rFonts w:ascii="Times New Roman" w:hAnsi="Times New Roman" w:eastAsia="微软雅黑"/>
           <w:b/>
           <w:i w:val="0"/>
-          <w:color w:val="1F3964"/>
+          <w:color w:val="4E7EBA"/>
           <w:sz w:val="24"/>
         </w:rPr>
         <w:t>12.3.4 安全基准</w:t>
@@ -3620,7 +3620,7 @@
           <w:rFonts w:ascii="Times New Roman" w:hAnsi="Times New Roman" w:eastAsia="微软雅黑"/>
           <w:b/>
           <w:i w:val="0"/>
-          <w:color w:val="1F3964"/>
+          <w:color w:val="4E7EBA"/>
           <w:sz w:val="27"/>
         </w:rPr>
         <w:t>12.4 评估的挑战和注意事项</w:t>
@@ -3650,7 +3650,7 @@
           <w:rFonts w:ascii="Times New Roman" w:hAnsi="Times New Roman" w:eastAsia="微软雅黑"/>
           <w:b/>
           <w:i w:val="0"/>
-          <w:color w:val="1F3964"/>
+          <w:color w:val="4E7EBA"/>
           <w:sz w:val="24"/>
         </w:rPr>
         <w:t>12.4.1 现实性（Realism）</w:t>
@@ -3789,7 +3789,7 @@
           <w:rFonts w:ascii="Times New Roman" w:hAnsi="Times New Roman" w:eastAsia="微软雅黑"/>
           <w:b/>
           <w:i w:val="0"/>
-          <w:color w:val="1F3964"/>
+          <w:color w:val="4E7EBA"/>
           <w:sz w:val="24"/>
         </w:rPr>
         <w:t>12.4.2 有效性（Validity）</w:t>
@@ -4052,7 +4052,7 @@
           <w:rFonts w:ascii="Times New Roman" w:hAnsi="Times New Roman" w:eastAsia="微软雅黑"/>
           <w:b/>
           <w:i w:val="0"/>
-          <w:color w:val="1F3964"/>
+          <w:color w:val="4E7EBA"/>
           <w:sz w:val="24"/>
         </w:rPr>
         <w:t>12.4.3 数据污染</w:t>
@@ -4336,7 +4336,7 @@
           <w:rFonts w:ascii="Times New Roman" w:hAnsi="Times New Roman" w:eastAsia="微软雅黑"/>
           <w:b/>
           <w:i w:val="0"/>
-          <w:color w:val="1F3964"/>
+          <w:color w:val="4E7EBA"/>
           <w:sz w:val="24"/>
         </w:rPr>
         <w:t>12.4.4 方法 vs 模型 vs Agent</w:t>
@@ -4502,7 +4502,7 @@
           <w:rFonts w:ascii="Times New Roman" w:hAnsi="Times New Roman" w:eastAsia="微软雅黑"/>
           <w:b/>
           <w:i w:val="0"/>
-          <w:color w:val="1F3964"/>
+          <w:color w:val="4E7EBA"/>
           <w:sz w:val="27"/>
         </w:rPr>
         <w:t>12.5 怎么正确看待评估？</w:t>
@@ -4532,7 +4532,7 @@
           <w:rFonts w:ascii="Times New Roman" w:hAnsi="Times New Roman" w:eastAsia="微软雅黑"/>
           <w:b/>
           <w:i w:val="0"/>
-          <w:color w:val="1F3964"/>
+          <w:color w:val="4E7EBA"/>
           <w:sz w:val="24"/>
         </w:rPr>
         <w:t>12.5.1 没有唯一的"最好"</w:t>
@@ -4690,7 +4690,7 @@
           <w:rFonts w:ascii="Times New Roman" w:hAnsi="Times New Roman" w:eastAsia="微软雅黑"/>
           <w:b/>
           <w:i w:val="0"/>
-          <w:color w:val="1F3964"/>
+          <w:color w:val="4E7EBA"/>
           <w:sz w:val="24"/>
         </w:rPr>
         <w:t>12.5.2 评估是工具，不是真理</w:t>
@@ -4806,7 +4806,7 @@
           <w:rFonts w:ascii="Times New Roman" w:hAnsi="Times New Roman" w:eastAsia="微软雅黑"/>
           <w:b/>
           <w:i w:val="0"/>
-          <w:color w:val="1F3964"/>
+          <w:color w:val="4E7EBA"/>
           <w:sz w:val="24"/>
         </w:rPr>
         <w:t>12.5.3 最好的评估：实际用</w:t>
@@ -4986,7 +4986,7 @@
           <w:rFonts w:ascii="Times New Roman" w:hAnsi="Times New Roman" w:eastAsia="微软雅黑"/>
           <w:b/>
           <w:i w:val="0"/>
-          <w:color w:val="1F3964"/>
+          <w:color w:val="4E7EBA"/>
           <w:sz w:val="27"/>
         </w:rPr>
         <w:t>12.6 本讲小结</w:t>
@@ -5580,7 +5580,7 @@
           <w:rFonts w:ascii="Times New Roman" w:hAnsi="Times New Roman" w:eastAsia="微软雅黑"/>
           <w:b/>
           <w:i w:val="0"/>
-          <w:color w:val="1F3964"/>
+          <w:color w:val="4E7EBA"/>
           <w:sz w:val="27"/>
         </w:rPr>
         <w:t>12.7 小白常见问题 Q&amp;A</w:t>
@@ -6023,7 +6023,7 @@
           <w:rFonts w:ascii="Times New Roman" w:hAnsi="Times New Roman" w:eastAsia="微软雅黑"/>
           <w:b/>
           <w:i w:val="0"/>
-          <w:color w:val="1F3964"/>
+          <w:color w:val="4E7EBA"/>
           <w:sz w:val="27"/>
         </w:rPr>
         <w:t>12.8 学习路线图</w:t>
@@ -6321,7 +6321,7 @@
           <w:rFonts w:ascii="Times New Roman" w:hAnsi="Times New Roman" w:eastAsia="微软雅黑"/>
           <w:b/>
           <w:i w:val="0"/>
-          <w:color w:val="1F3964"/>
+          <w:color w:val="4E7EBA"/>
           <w:sz w:val="32"/>
         </w:rPr>
         <w:t>第十三讲：数据 I — 训练数据从哪来？</w:t>
@@ -6337,7 +6337,7 @@
           <w:rFonts w:ascii="Times New Roman" w:hAnsi="Times New Roman" w:eastAsia="微软雅黑"/>
           <w:b/>
           <w:i w:val="0"/>
-          <w:color w:val="1F3964"/>
+          <w:color w:val="4E7EBA"/>
           <w:sz w:val="27"/>
         </w:rPr>
         <w:t>13.0 前置知识：为什么数据最重要？</w:t>
@@ -6774,7 +6774,7 @@
           <w:rFonts w:ascii="Times New Roman" w:hAnsi="Times New Roman" w:eastAsia="微软雅黑"/>
           <w:b/>
           <w:i w:val="0"/>
-          <w:color w:val="1F3964"/>
+          <w:color w:val="4E7EBA"/>
           <w:sz w:val="27"/>
         </w:rPr>
         <w:t>13.1 训练的三个阶段</w:t>
@@ -7347,7 +7347,7 @@
           <w:rFonts w:ascii="Times New Roman" w:hAnsi="Times New Roman" w:eastAsia="微软雅黑"/>
           <w:b/>
           <w:i w:val="0"/>
-          <w:color w:val="1F3964"/>
+          <w:color w:val="4E7EBA"/>
           <w:sz w:val="27"/>
         </w:rPr>
         <w:t>13.2 数据从哪来？—— 原始数据源</w:t>
@@ -7405,7 +7405,7 @@
           <w:rFonts w:ascii="Times New Roman" w:hAnsi="Times New Roman" w:eastAsia="微软雅黑"/>
           <w:b/>
           <w:i w:val="0"/>
-          <w:color w:val="1F3964"/>
+          <w:color w:val="4E7EBA"/>
           <w:sz w:val="24"/>
         </w:rPr>
         <w:t>13.2.1 Common Crawl：最大的数据源</w:t>
@@ -7774,7 +7774,7 @@
           <w:rFonts w:ascii="Times New Roman" w:hAnsi="Times New Roman" w:eastAsia="微软雅黑"/>
           <w:b/>
           <w:i w:val="0"/>
-          <w:color w:val="1F3964"/>
+          <w:color w:val="4E7EBA"/>
           <w:sz w:val="24"/>
         </w:rPr>
         <w:t>13.2.2 Wikipedia：高质量的百科</w:t>
@@ -7913,7 +7913,7 @@
           <w:rFonts w:ascii="Times New Roman" w:hAnsi="Times New Roman" w:eastAsia="微软雅黑"/>
           <w:b/>
           <w:i w:val="0"/>
-          <w:color w:val="1F3964"/>
+          <w:color w:val="4E7EBA"/>
           <w:sz w:val="24"/>
         </w:rPr>
         <w:t>13.2.3 GitHub：代码数据</w:t>
@@ -8066,7 +8066,7 @@
           <w:rFonts w:ascii="Times New Roman" w:hAnsi="Times New Roman" w:eastAsia="微软雅黑"/>
           <w:b/>
           <w:i w:val="0"/>
-          <w:color w:val="1F3964"/>
+          <w:color w:val="4E7EBA"/>
           <w:sz w:val="24"/>
         </w:rPr>
         <w:t>13.2.4 ArXiv：学术论文</w:t>
@@ -8205,7 +8205,7 @@
           <w:rFonts w:ascii="Times New Roman" w:hAnsi="Times New Roman" w:eastAsia="微软雅黑"/>
           <w:b/>
           <w:i w:val="0"/>
-          <w:color w:val="1F3964"/>
+          <w:color w:val="4E7EBA"/>
           <w:sz w:val="24"/>
         </w:rPr>
         <w:t>13.2.5 其他来源</w:t>
@@ -8405,7 +8405,7 @@
           <w:rFonts w:ascii="Times New Roman" w:hAnsi="Times New Roman" w:eastAsia="微软雅黑"/>
           <w:b/>
           <w:i w:val="0"/>
-          <w:color w:val="1F3964"/>
+          <w:color w:val="4E7EBA"/>
           <w:sz w:val="27"/>
         </w:rPr>
         <w:t>13.3 数据处理流水线：从原始数据到训练数据</w:t>
@@ -8480,7 +8480,7 @@
           <w:rFonts w:ascii="Times New Roman" w:hAnsi="Times New Roman" w:eastAsia="微软雅黑"/>
           <w:b/>
           <w:i w:val="0"/>
-          <w:color w:val="1F3964"/>
+          <w:color w:val="4E7EBA"/>
           <w:sz w:val="24"/>
         </w:rPr>
         <w:t>13.3.1 转换（Transformation）</w:t>
@@ -8960,7 +8960,7 @@
           <w:rFonts w:ascii="Times New Roman" w:hAnsi="Times New Roman" w:eastAsia="微软雅黑"/>
           <w:b/>
           <w:i w:val="0"/>
-          <w:color w:val="1F3964"/>
+          <w:color w:val="4E7EBA"/>
           <w:sz w:val="24"/>
         </w:rPr>
         <w:t>13.3.2 过滤（Filtering）</w:t>
@@ -9592,7 +9592,7 @@
           <w:rFonts w:ascii="Times New Roman" w:hAnsi="Times New Roman" w:eastAsia="微软雅黑"/>
           <w:b/>
           <w:i w:val="0"/>
-          <w:color w:val="1F3964"/>
+          <w:color w:val="4E7EBA"/>
           <w:sz w:val="24"/>
         </w:rPr>
         <w:t>13.3.3 去重（Deduplication）</w:t>
@@ -10026,7 +10026,7 @@
           <w:rFonts w:ascii="Times New Roman" w:hAnsi="Times New Roman" w:eastAsia="微软雅黑"/>
           <w:b/>
           <w:i w:val="0"/>
-          <w:color w:val="1F3964"/>
+          <w:color w:val="4E7EBA"/>
           <w:sz w:val="24"/>
         </w:rPr>
         <w:t>13.3.4 混合（Mixing）</w:t>
@@ -10298,7 +10298,7 @@
           <w:rFonts w:ascii="Times New Roman" w:hAnsi="Times New Roman" w:eastAsia="微软雅黑"/>
           <w:b/>
           <w:i w:val="0"/>
-          <w:color w:val="1F3964"/>
+          <w:color w:val="4E7EBA"/>
           <w:sz w:val="27"/>
         </w:rPr>
         <w:t>13.4 历史上的数据集</w:t>
@@ -10328,7 +10328,7 @@
           <w:rFonts w:ascii="Times New Roman" w:hAnsi="Times New Roman" w:eastAsia="微软雅黑"/>
           <w:b/>
           <w:i w:val="0"/>
-          <w:color w:val="1F3964"/>
+          <w:color w:val="4E7EBA"/>
           <w:sz w:val="24"/>
         </w:rPr>
         <w:t>13.4.1 早期：BERT、GPT-2 时代</w:t>
@@ -10534,7 +10534,7 @@
           <w:rFonts w:ascii="Times New Roman" w:hAnsi="Times New Roman" w:eastAsia="微软雅黑"/>
           <w:b/>
           <w:i w:val="0"/>
-          <w:color w:val="1F3964"/>
+          <w:color w:val="4E7EBA"/>
           <w:sz w:val="24"/>
         </w:rPr>
         <w:t>13.4.2 中期：GPT-3、The Pile 时代</w:t>
@@ -10754,7 +10754,7 @@
           <w:rFonts w:ascii="Times New Roman" w:hAnsi="Times New Roman" w:eastAsia="微软雅黑"/>
           <w:b/>
           <w:i w:val="0"/>
-          <w:color w:val="1F3964"/>
+          <w:color w:val="4E7EBA"/>
           <w:sz w:val="24"/>
         </w:rPr>
         <w:t>13.4.3 近期：LLaMA、Dolma、DCLM 时代</w:t>
@@ -11255,7 +11255,7 @@
           <w:rFonts w:ascii="Times New Roman" w:hAnsi="Times New Roman" w:eastAsia="微软雅黑"/>
           <w:b/>
           <w:i w:val="0"/>
-          <w:color w:val="1F3964"/>
+          <w:color w:val="4E7EBA"/>
           <w:sz w:val="27"/>
         </w:rPr>
         <w:t>13.5 法律和伦理问题</w:t>
@@ -11285,7 +11285,7 @@
           <w:rFonts w:ascii="Times New Roman" w:hAnsi="Times New Roman" w:eastAsia="微软雅黑"/>
           <w:b/>
           <w:i w:val="0"/>
-          <w:color w:val="1F3964"/>
+          <w:color w:val="4E7EBA"/>
           <w:sz w:val="24"/>
         </w:rPr>
         <w:t>13.5.1 版权问题</w:t>
@@ -11572,7 +11572,7 @@
           <w:rFonts w:ascii="Times New Roman" w:hAnsi="Times New Roman" w:eastAsia="微软雅黑"/>
           <w:b/>
           <w:i w:val="0"/>
-          <w:color w:val="1F3964"/>
+          <w:color w:val="4E7EBA"/>
           <w:sz w:val="24"/>
         </w:rPr>
         <w:t>13.5.2 隐私问题</w:t>
@@ -11758,7 +11758,7 @@
           <w:rFonts w:ascii="Times New Roman" w:hAnsi="Times New Roman" w:eastAsia="微软雅黑"/>
           <w:b/>
           <w:i w:val="0"/>
-          <w:color w:val="1F3964"/>
+          <w:color w:val="4E7EBA"/>
           <w:sz w:val="24"/>
         </w:rPr>
         <w:t>13.5.3 偏见问题</w:t>
@@ -12050,7 +12050,7 @@
           <w:rFonts w:ascii="Times New Roman" w:hAnsi="Times New Roman" w:eastAsia="微软雅黑"/>
           <w:b/>
           <w:i w:val="0"/>
-          <w:color w:val="1F3964"/>
+          <w:color w:val="4E7EBA"/>
           <w:sz w:val="27"/>
         </w:rPr>
         <w:t>13.6 本讲小结</w:t>
@@ -12606,7 +12606,7 @@
           <w:rFonts w:ascii="Times New Roman" w:hAnsi="Times New Roman" w:eastAsia="微软雅黑"/>
           <w:b/>
           <w:i w:val="0"/>
-          <w:color w:val="1F3964"/>
+          <w:color w:val="4E7EBA"/>
           <w:sz w:val="27"/>
         </w:rPr>
         <w:t>13.7 小白常见问题 Q&amp;A</w:t>
@@ -13052,7 +13052,7 @@
           <w:rFonts w:ascii="Times New Roman" w:hAnsi="Times New Roman" w:eastAsia="微软雅黑"/>
           <w:b/>
           <w:i w:val="0"/>
-          <w:color w:val="1F3964"/>
+          <w:color w:val="4E7EBA"/>
           <w:sz w:val="27"/>
         </w:rPr>
         <w:t>13.8 学习路线图</w:t>
@@ -13374,7 +13374,7 @@
           <w:rFonts w:ascii="Times New Roman" w:hAnsi="Times New Roman" w:eastAsia="微软雅黑"/>
           <w:b/>
           <w:i w:val="0"/>
-          <w:color w:val="1F3964"/>
+          <w:color w:val="4E7EBA"/>
           <w:sz w:val="32"/>
         </w:rPr>
         <w:t>第十四讲：数据 II — 数据处理的细节</w:t>
@@ -13390,7 +13390,7 @@
           <w:rFonts w:ascii="Times New Roman" w:hAnsi="Times New Roman" w:eastAsia="微软雅黑"/>
           <w:b/>
           <w:i w:val="0"/>
-          <w:color w:val="1F3964"/>
+          <w:color w:val="4E7EBA"/>
           <w:sz w:val="27"/>
         </w:rPr>
         <w:t>14.0 前置知识：数据工程不简单</w:t>
@@ -13584,7 +13584,7 @@
           <w:rFonts w:ascii="Times New Roman" w:hAnsi="Times New Roman" w:eastAsia="微软雅黑"/>
           <w:b/>
           <w:i w:val="0"/>
-          <w:color w:val="1F3964"/>
+          <w:color w:val="4E7EBA"/>
           <w:sz w:val="27"/>
         </w:rPr>
         <w:t>14.1 过滤的细节：怎么从垃圾里淘金？</w:t>
@@ -13651,7 +13651,7 @@
           <w:rFonts w:ascii="Times New Roman" w:hAnsi="Times New Roman" w:eastAsia="微软雅黑"/>
           <w:b/>
           <w:i w:val="0"/>
-          <w:color w:val="1F3964"/>
+          <w:color w:val="4E7EBA"/>
           <w:sz w:val="24"/>
         </w:rPr>
         <w:t>14.1.1 过滤的一般框架</w:t>
@@ -14126,7 +14126,7 @@
           <w:rFonts w:ascii="Times New Roman" w:hAnsi="Times New Roman" w:eastAsia="微软雅黑"/>
           <w:b/>
           <w:i w:val="0"/>
-          <w:color w:val="1F3964"/>
+          <w:color w:val="4E7EBA"/>
           <w:sz w:val="24"/>
         </w:rPr>
         <w:t>14.1.2 语言识别：找对语言</w:t>
@@ -14356,7 +14356,7 @@
           <w:rFonts w:ascii="Times New Roman" w:hAnsi="Times New Roman" w:eastAsia="微软雅黑"/>
           <w:b/>
           <w:i w:val="0"/>
-          <w:color w:val="1F3964"/>
+          <w:color w:val="4E7EBA"/>
           <w:sz w:val="24"/>
         </w:rPr>
         <w:t>14.1.3 质量过滤：找高质量文本</w:t>
@@ -15035,7 +15035,7 @@
           <w:rFonts w:ascii="Times New Roman" w:hAnsi="Times New Roman" w:eastAsia="微软雅黑"/>
           <w:b/>
           <w:i w:val="0"/>
-          <w:color w:val="1F3964"/>
+          <w:color w:val="4E7EBA"/>
           <w:sz w:val="24"/>
         </w:rPr>
         <w:t>14.1.4 毒性过滤：去掉坏内容</w:t>
@@ -15423,7 +15423,7 @@
           <w:rFonts w:ascii="Times New Roman" w:hAnsi="Times New Roman" w:eastAsia="微软雅黑"/>
           <w:b/>
           <w:i w:val="0"/>
-          <w:color w:val="1F3964"/>
+          <w:color w:val="4E7EBA"/>
           <w:sz w:val="27"/>
         </w:rPr>
         <w:t>14.2 去重的细节：怎么找出"差不多"的文档？</w:t>
@@ -15623,7 +15623,7 @@
           <w:rFonts w:ascii="Times New Roman" w:hAnsi="Times New Roman" w:eastAsia="微软雅黑"/>
           <w:b/>
           <w:i w:val="0"/>
-          <w:color w:val="1F3964"/>
+          <w:color w:val="4E7EBA"/>
           <w:sz w:val="24"/>
         </w:rPr>
         <w:t>14.2.1 MinHash：给文档算"指纹"</w:t>
@@ -16056,7 +16056,7 @@
           <w:rFonts w:ascii="Times New Roman" w:hAnsi="Times New Roman" w:eastAsia="微软雅黑"/>
           <w:b/>
           <w:i w:val="0"/>
-          <w:color w:val="1F3964"/>
+          <w:color w:val="4E7EBA"/>
           <w:sz w:val="24"/>
         </w:rPr>
         <w:t>14.2.2 LSH：快速找相似的文档</w:t>
@@ -16344,7 +16344,7 @@
           <w:rFonts w:ascii="Times New Roman" w:hAnsi="Times New Roman" w:eastAsia="微软雅黑"/>
           <w:b/>
           <w:i w:val="0"/>
-          <w:color w:val="1F3964"/>
+          <w:color w:val="4E7EBA"/>
           <w:sz w:val="24"/>
         </w:rPr>
         <w:t>14.2.3 去重的粒度</w:t>
@@ -16600,7 +16600,7 @@
           <w:rFonts w:ascii="Times New Roman" w:hAnsi="Times New Roman" w:eastAsia="微软雅黑"/>
           <w:b/>
           <w:i w:val="0"/>
-          <w:color w:val="1F3964"/>
+          <w:color w:val="4E7EBA"/>
           <w:sz w:val="27"/>
         </w:rPr>
         <w:t>14.3 数据混合：怎么搭配才最好？</w:t>
@@ -16772,7 +16772,7 @@
           <w:rFonts w:ascii="Times New Roman" w:hAnsi="Times New Roman" w:eastAsia="微软雅黑"/>
           <w:b/>
           <w:i w:val="0"/>
-          <w:color w:val="1F3964"/>
+          <w:color w:val="4E7EBA"/>
           <w:sz w:val="24"/>
         </w:rPr>
         <w:t>14.3.1 混合比例怎么定？</w:t>
@@ -17259,7 +17259,7 @@
           <w:rFonts w:ascii="Times New Roman" w:hAnsi="Times New Roman" w:eastAsia="微软雅黑"/>
           <w:b/>
           <w:i w:val="0"/>
-          <w:color w:val="1F3964"/>
+          <w:color w:val="4E7EBA"/>
           <w:sz w:val="24"/>
         </w:rPr>
         <w:t>14.3.2 课程学习：数据的顺序</w:t>
@@ -17543,7 +17543,7 @@
           <w:rFonts w:ascii="Times New Roman" w:hAnsi="Times New Roman" w:eastAsia="微软雅黑"/>
           <w:b/>
           <w:i w:val="0"/>
-          <w:color w:val="1F3964"/>
+          <w:color w:val="4E7EBA"/>
           <w:sz w:val="27"/>
         </w:rPr>
         <w:t>14.4 后训练数据：合成数据的兴起</w:t>
@@ -17619,7 +17619,7 @@
           <w:rFonts w:ascii="Times New Roman" w:hAnsi="Times New Roman" w:eastAsia="微软雅黑"/>
           <w:b/>
           <w:i w:val="0"/>
-          <w:color w:val="1F3964"/>
+          <w:color w:val="4E7EBA"/>
           <w:sz w:val="24"/>
         </w:rPr>
         <w:t>14.4.1 后训练数据从哪来？</w:t>
@@ -17921,7 +17921,7 @@
           <w:rFonts w:ascii="Times New Roman" w:hAnsi="Times New Roman" w:eastAsia="微软雅黑"/>
           <w:b/>
           <w:i w:val="0"/>
-          <w:color w:val="1F3964"/>
+          <w:color w:val="4E7EBA"/>
           <w:sz w:val="24"/>
         </w:rPr>
         <w:t>14.4.2 合成数据有用吗？</w:t>
@@ -18267,7 +18267,7 @@
           <w:rFonts w:ascii="Times New Roman" w:hAnsi="Times New Roman" w:eastAsia="微软雅黑"/>
           <w:b/>
           <w:i w:val="0"/>
-          <w:color w:val="1F3964"/>
+          <w:color w:val="4E7EBA"/>
           <w:sz w:val="24"/>
         </w:rPr>
         <w:t>14.4.3 合成数据的技巧</w:t>
@@ -18559,7 +18559,7 @@
           <w:rFonts w:ascii="Times New Roman" w:hAnsi="Times New Roman" w:eastAsia="微软雅黑"/>
           <w:b/>
           <w:i w:val="0"/>
-          <w:color w:val="1F3964"/>
+          <w:color w:val="4E7EBA"/>
           <w:sz w:val="27"/>
         </w:rPr>
         <w:t>14.5 数据工程的经验总结</w:t>
@@ -18589,7 +18589,7 @@
           <w:rFonts w:ascii="Times New Roman" w:hAnsi="Times New Roman" w:eastAsia="微软雅黑"/>
           <w:b/>
           <w:i w:val="0"/>
-          <w:color w:val="1F3964"/>
+          <w:color w:val="4E7EBA"/>
           <w:sz w:val="24"/>
         </w:rPr>
         <w:t>14.5.1 数据 &gt; 架构 &gt; 算力</w:t>
@@ -18737,7 +18737,7 @@
           <w:rFonts w:ascii="Times New Roman" w:hAnsi="Times New Roman" w:eastAsia="微软雅黑"/>
           <w:b/>
           <w:i w:val="0"/>
-          <w:color w:val="1F3964"/>
+          <w:color w:val="4E7EBA"/>
           <w:sz w:val="24"/>
         </w:rPr>
         <w:t>14.5.2 质量 &gt; 数量</w:t>
@@ -18852,7 +18852,7 @@
           <w:rFonts w:ascii="Times New Roman" w:hAnsi="Times New Roman" w:eastAsia="微软雅黑"/>
           <w:b/>
           <w:i w:val="0"/>
-          <w:color w:val="1F3964"/>
+          <w:color w:val="4E7EBA"/>
           <w:sz w:val="24"/>
         </w:rPr>
         <w:t>14.5.3 数据是迭代的</w:t>
@@ -18968,7 +18968,7 @@
           <w:rFonts w:ascii="Times New Roman" w:hAnsi="Times New Roman" w:eastAsia="微软雅黑"/>
           <w:b/>
           <w:i w:val="0"/>
-          <w:color w:val="1F3964"/>
+          <w:color w:val="4E7EBA"/>
           <w:sz w:val="24"/>
         </w:rPr>
         <w:t>14.5.4 多看数据</w:t>
@@ -19252,7 +19252,7 @@
           <w:rFonts w:ascii="Times New Roman" w:hAnsi="Times New Roman" w:eastAsia="微软雅黑"/>
           <w:b/>
           <w:i w:val="0"/>
-          <w:color w:val="1F3964"/>
+          <w:color w:val="4E7EBA"/>
           <w:sz w:val="27"/>
         </w:rPr>
         <w:t>14.6 本讲小结</w:t>
@@ -19712,7 +19712,7 @@
           <w:rFonts w:ascii="Times New Roman" w:hAnsi="Times New Roman" w:eastAsia="微软雅黑"/>
           <w:b/>
           <w:i w:val="0"/>
-          <w:color w:val="1F3964"/>
+          <w:color w:val="4E7EBA"/>
           <w:sz w:val="27"/>
         </w:rPr>
         <w:t>14.7 小白常见问题 Q&amp;A</w:t>
@@ -20270,7 +20270,7 @@
           <w:rFonts w:ascii="Times New Roman" w:hAnsi="Times New Roman" w:eastAsia="微软雅黑"/>
           <w:b/>
           <w:i w:val="0"/>
-          <w:color w:val="1F3964"/>
+          <w:color w:val="4E7EBA"/>
           <w:sz w:val="27"/>
         </w:rPr>
         <w:t>14.8 学习路线图</w:t>
@@ -20592,7 +20592,7 @@
           <w:rFonts w:ascii="Times New Roman" w:hAnsi="Times New Roman" w:eastAsia="微软雅黑"/>
           <w:b/>
           <w:i w:val="0"/>
-          <w:color w:val="1F3964"/>
+          <w:color w:val="4E7EBA"/>
           <w:sz w:val="32"/>
         </w:rPr>
         <w:t>模块小结：数据与评估（L12-L14）</w:t>
@@ -21643,7 +21643,7 @@
       <w:rFonts w:asciiTheme="majorHAnsi" w:eastAsiaTheme="majorEastAsia" w:hAnsiTheme="majorHAnsi" w:cstheme="majorBidi" w:eastAsia="微软雅黑"/>
       <w:b/>
       <w:bCs/>
-      <w:color w:val="365F91" w:themeColor="accent1" w:themeShade="BF"/>
+      <w:color w:val="4E7EBA"/>
       <w:sz w:val="28"/>
       <w:szCs w:val="28"/>
     </w:rPr>
@@ -21667,7 +21667,7 @@
       <w:rFonts w:asciiTheme="majorHAnsi" w:eastAsiaTheme="majorEastAsia" w:hAnsiTheme="majorHAnsi" w:cstheme="majorBidi" w:eastAsia="微软雅黑"/>
       <w:b/>
       <w:bCs/>
-      <w:color w:val="4F81BD" w:themeColor="accent1"/>
+      <w:color w:val="4E7EBA"/>
       <w:sz w:val="26"/>
       <w:szCs w:val="26"/>
     </w:rPr>
@@ -21691,7 +21691,7 @@
       <w:rFonts w:asciiTheme="majorHAnsi" w:eastAsiaTheme="majorEastAsia" w:hAnsiTheme="majorHAnsi" w:cstheme="majorBidi" w:eastAsia="微软雅黑"/>
       <w:b/>
       <w:bCs/>
-      <w:color w:val="4F81BD" w:themeColor="accent1"/>
+      <w:color w:val="4E7EBA"/>
     </w:rPr>
   </w:style>
   <w:style w:type="paragraph" w:styleId="Heading4">
@@ -21716,7 +21716,7 @@
       <w:bCs/>
       <w:i/>
       <w:iCs/>
-      <w:color w:val="4F81BD" w:themeColor="accent1"/>
+      <w:color w:val="4E7EBA"/>
     </w:rPr>
   </w:style>
   <w:style w:type="paragraph" w:styleId="Heading5">
